--- a/Bai2.docx
+++ b/Bai2.docx
@@ -598,6 +598,14 @@
           <w:bCs/>
         </w:rPr>
       </w:pPr>
+    </w:p>
+    <w:p>
+      <w:pPr>
+        <w:rPr>
+          <w:b/>
+          <w:bCs/>
+        </w:rPr>
+      </w:pPr>
       <w:r>
         <w:rPr>
           <w:b/>
@@ -874,30 +882,39 @@
                 <w:i/>
                 <w:iCs/>
               </w:rPr>
-              <w:t>(hoặc Appendix / Section 3.1.4)</w:t>
-            </w:r>
-          </w:p>
-        </w:tc>
-        <w:tc>
-          <w:tcPr>
-            <w:tcW w:w="0" w:type="auto"/>
-            <w:tcBorders>
-              <w:top w:val="single" w:sz="6" w:space="0" w:color="C4C7C5"/>
-              <w:left w:val="single" w:sz="6" w:space="0" w:color="C4C7C5"/>
-              <w:bottom w:val="single" w:sz="6" w:space="0" w:color="C4C7C5"/>
-              <w:right w:val="single" w:sz="6" w:space="0" w:color="C4C7C5"/>
-            </w:tcBorders>
-            <w:tcMar>
-              <w:top w:w="120" w:type="dxa"/>
-              <w:left w:w="180" w:type="dxa"/>
-              <w:bottom w:w="120" w:type="dxa"/>
-              <w:right w:w="180" w:type="dxa"/>
-            </w:tcMar>
-            <w:vAlign w:val="center"/>
-            <w:hideMark/>
-          </w:tcPr>
-          <w:p>
-            <w:r>
+              <w:t xml:space="preserve">(hoặc </w:t>
+            </w:r>
+            <w:r>
+              <w:rPr>
+                <w:i/>
+                <w:iCs/>
+              </w:rPr>
+              <w:lastRenderedPageBreak/>
+              <w:t>Appendix / Section 3.1.4)</w:t>
+            </w:r>
+          </w:p>
+        </w:tc>
+        <w:tc>
+          <w:tcPr>
+            <w:tcW w:w="0" w:type="auto"/>
+            <w:tcBorders>
+              <w:top w:val="single" w:sz="6" w:space="0" w:color="C4C7C5"/>
+              <w:left w:val="single" w:sz="6" w:space="0" w:color="C4C7C5"/>
+              <w:bottom w:val="single" w:sz="6" w:space="0" w:color="C4C7C5"/>
+              <w:right w:val="single" w:sz="6" w:space="0" w:color="C4C7C5"/>
+            </w:tcBorders>
+            <w:tcMar>
+              <w:top w:w="120" w:type="dxa"/>
+              <w:left w:w="180" w:type="dxa"/>
+              <w:bottom w:w="120" w:type="dxa"/>
+              <w:right w:w="180" w:type="dxa"/>
+            </w:tcMar>
+            <w:vAlign w:val="center"/>
+            <w:hideMark/>
+          </w:tcPr>
+          <w:p>
+            <w:r>
+              <w:lastRenderedPageBreak/>
               <w:t xml:space="preserve">Sơ đồ ERD thể hiện cấu trúc dữ liệu chi tiết, các thuộc tính và mối quan hệ giữa các thực thể để phục vụ việc thiết kế cơ sở </w:t>
             </w:r>
             <w:r>
@@ -908,6 +925,14 @@
         </w:tc>
       </w:tr>
     </w:tbl>
+    <w:p>
+      <w:pPr>
+        <w:rPr>
+          <w:b/>
+          <w:bCs/>
+        </w:rPr>
+      </w:pPr>
+    </w:p>
     <w:p>
       <w:pPr>
         <w:rPr>
@@ -920,7 +945,6 @@
           <w:b/>
           <w:bCs/>
         </w:rPr>
-        <w:lastRenderedPageBreak/>
         <w:t>Bước 3: Chuẩn hóa các ghi chú vi phạm đặc tính vàng</w:t>
       </w:r>
     </w:p>
@@ -1307,6 +1331,7 @@
           </w:p>
           <w:p>
             <w:r>
+              <w:lastRenderedPageBreak/>
               <w:t xml:space="preserve">- </w:t>
             </w:r>
             <w:r>
@@ -1317,11 +1342,7 @@
               <w:t>Yêu cầu cảnh báo:</w:t>
             </w:r>
             <w:r>
-              <w:t xml:space="preserve"> Đối với các trình duyệt hoặc phiên bản cũ hơn nằm ngoài danh sách hỗ trợ, hệ </w:t>
-            </w:r>
-            <w:r>
-              <w:lastRenderedPageBreak/>
-              <w:t>thống phải hiển thị thông báo hướng dẫn khách hàng cập nhật trình duyệt hoặc chuyển sang trình duyệt tương thích.</w:t>
+              <w:t xml:space="preserve"> Đối với các trình duyệt hoặc phiên bản cũ hơn nằm ngoài danh sách hỗ trợ, hệ thống phải hiển thị thông báo hướng dẫn khách hàng cập nhật trình duyệt hoặc chuyển sang trình duyệt tương thích.</w:t>
             </w:r>
           </w:p>
         </w:tc>
@@ -1941,6 +1962,7 @@
   <w:style w:type="character" w:default="1" w:styleId="DefaultParagraphFont">
     <w:name w:val="Default Paragraph Font"/>
     <w:uiPriority w:val="1"/>
+    <w:semiHidden/>
     <w:unhideWhenUsed/>
   </w:style>
   <w:style w:type="table" w:default="1" w:styleId="TableNormal">
